--- a/public/files/ten-minute-ai-judgement-checks.docx
+++ b/public/files/ten-minute-ai-judgement-checks.docx
@@ -34,7 +34,7 @@
           <w:color w:val="080808"/>
           <w:sz w:val="21"/>
         </w:rPr>
-        <w:t>十分鐘 AI 判斷小測：三個形成性評估任務</w:t>
+        <w:t>⚠️ 全部例子均為虛構，不涉及任何真實學生或學校。教師可換上自己科目的內容</w:t>
       </w:r>
     </w:p>
     <w:p>
@@ -60,7 +60,7 @@
           <w:rFonts w:ascii="Quicksand" w:hAnsi="Quicksand" w:cs="Quicksand" w:eastAsia="Noto Sans TC"/>
           <w:sz w:val="21"/>
         </w:rPr>
-        <w:t>每個任務約 10 分鐘，可獨立作為課堂開場，或三題合併成一節（約 40 分鐘）。</w:t>
+        <w:t>每個任務約 10 分鐘，可獨立作為課堂開場，或三題合併成一節（約 40 分鐘）</w:t>
       </w:r>
     </w:p>
     <w:p>
@@ -72,7 +72,7 @@
           <w:rFonts w:ascii="Quicksand" w:hAnsi="Quicksand" w:cs="Quicksand" w:eastAsia="Noto Sans TC"/>
           <w:sz w:val="21"/>
         </w:rPr>
-        <w:t>把工作紙派給學生；不評分學生有沒有用 AI，只評判斷力。</w:t>
+        <w:t>把工作紙派給學生；不評分學生有沒有用 AI，只評判斷力</w:t>
       </w:r>
     </w:p>
     <w:p>
@@ -84,7 +84,7 @@
           <w:rFonts w:ascii="Quicksand" w:hAnsi="Quicksand" w:cs="Quicksand" w:eastAsia="Noto Sans TC"/>
           <w:sz w:val="21"/>
         </w:rPr>
-        <w:t>收答案時，用後頁的評分指引，找出下一步要教什麼。</w:t>
+        <w:t>收答案時，用後頁的評分指引，找出下一步要教什麼</w:t>
       </w:r>
     </w:p>
     <w:p>
@@ -203,7 +203,7 @@
           <w:color w:val="080808"/>
           <w:sz w:val="21"/>
         </w:rPr>
-        <w:t>下面是一份功課初稿。在交出去之前，你還要檢查什麼？列出至少三項，並圈出最重要的一項。</w:t>
+        <w:t>下面是一份功課初稿。在交出去之前，你還要檢查什麼？列出至少三項，並圈出最重要的一項</w:t>
       </w:r>
     </w:p>
     <w:p>
@@ -269,7 +269,7 @@
           <w:color w:val="080808"/>
           <w:sz w:val="21"/>
         </w:rPr>
-        <w:t>給教師：這三題不評分學生有沒有用 AI。評的是判斷力——能否找出缺少的證據、能否為理解辯護、能否計劃核對。</w:t>
+        <w:t>給教師：這三題不評分學生有沒有用 AI。評的是判斷力——能否找出缺少的證據、能否為理解辯護、能否計劃核對</w:t>
       </w:r>
     </w:p>
     <w:p>
@@ -362,7 +362,7 @@
                 <w:rFonts w:ascii="Quicksand" w:hAnsi="Quicksand" w:cs="Quicksand" w:eastAsia="Noto Sans TC"/>
                 <w:sz w:val="20"/>
               </w:rPr>
-              <w:t>指出「更聰明」「八杯水」屬可疑說法，並說出缺少哪種證據（例如「沒有說明是哪個研究」「『八杯水』沒有來源」）。</w:t>
+              <w:t>指出「更聰明」「八杯水」屬可疑說法，並說出缺少哪種證據（例如「沒有說明是哪個研究」「『八杯水』沒有來源」）</w:t>
             </w:r>
           </w:p>
         </w:tc>
@@ -394,7 +394,7 @@
                 <w:rFonts w:ascii="Quicksand" w:hAnsi="Quicksand" w:cs="Quicksand" w:eastAsia="Noto Sans TC"/>
                 <w:sz w:val="20"/>
               </w:rPr>
-              <w:t>能分辨「有道理」和「可疑」，但說不出缺少哪種證據。</w:t>
+              <w:t>能分辨「有道理」和「可疑」，但說不出缺少哪種證據</w:t>
             </w:r>
           </w:p>
         </w:tc>
@@ -426,7 +426,7 @@
                 <w:rFonts w:ascii="Quicksand" w:hAnsi="Quicksand" w:cs="Quicksand" w:eastAsia="Noto Sans TC"/>
                 <w:sz w:val="20"/>
               </w:rPr>
-              <w:t>全盤接受或全盤否定，沒有逐句分辨。</w:t>
+              <w:t>全盤接受或全盤否定，沒有逐句分辨</w:t>
             </w:r>
           </w:p>
         </w:tc>
@@ -440,7 +440,7 @@
           <w:color w:val="080808"/>
           <w:sz w:val="21"/>
         </w:rPr>
-        <w:t>後續活動：把全班提出的「缺少的證據」分類成來源、數據、例子三種，貼成教室海報。</w:t>
+        <w:t>後續活動：把全班提出的「缺少的證據」分類成來源、數據、例子三種，貼成教室海報</w:t>
       </w:r>
     </w:p>
     <w:tbl>
@@ -519,7 +519,7 @@
                 <w:rFonts w:ascii="Quicksand" w:hAnsi="Quicksand" w:cs="Quicksand" w:eastAsia="Noto Sans TC"/>
                 <w:sz w:val="20"/>
               </w:rPr>
-              <w:t>準確指出第一句是作者自己的話（淺白、貼近生活），第二句像抄回來（專有名詞多、無解釋），並說出理由。</w:t>
+              <w:t>準確指出第一句是作者自己的話（淺白、貼近生活），第二句像抄回來（專有名詞多、無解釋），並說出理由</w:t>
             </w:r>
           </w:p>
         </w:tc>
@@ -551,7 +551,7 @@
                 <w:rFonts w:ascii="Quicksand" w:hAnsi="Quicksand" w:cs="Quicksand" w:eastAsia="Noto Sans TC"/>
                 <w:sz w:val="20"/>
               </w:rPr>
-              <w:t>能指出部分，但理由模糊（例如只說「這句比較難」）。</w:t>
+              <w:t>能指出部分，但理由模糊（例如只說「這句比較難」）</w:t>
             </w:r>
           </w:p>
         </w:tc>
@@ -583,7 +583,7 @@
                 <w:rFonts w:ascii="Quicksand" w:hAnsi="Quicksand" w:cs="Quicksand" w:eastAsia="Noto Sans TC"/>
                 <w:sz w:val="20"/>
               </w:rPr>
-              <w:t>無法分辨，或認為整段都是／都不是作者自己寫的。</w:t>
+              <w:t>無法分辨，或認為整段都是／都不是作者自己寫的</w:t>
             </w:r>
           </w:p>
         </w:tc>
@@ -597,7 +597,7 @@
           <w:color w:val="080808"/>
           <w:sz w:val="21"/>
         </w:rPr>
-        <w:t>後續活動：學生拿出上一份功課，圈出「我能自己解釋的部分」。</w:t>
+        <w:t>後續活動：學生拿出上一份功課，圈出「我能自己解釋的部分」</w:t>
       </w:r>
     </w:p>
     <w:tbl>
@@ -676,7 +676,7 @@
                 <w:rFonts w:ascii="Quicksand" w:hAnsi="Quicksand" w:cs="Quicksand" w:eastAsia="Noto Sans TC"/>
                 <w:sz w:val="20"/>
               </w:rPr>
-              <w:t>列出至少三項要檢查的項目，包括來源與事實（「哪位科學家說的？」「這是事實還是猜測？」），能說出哪一項最重要。</w:t>
+              <w:t>列出至少三項要檢查的項目，包括來源與事實（「哪位科學家說的？」「這是事實還是猜測？」），能說出哪一項最重要</w:t>
             </w:r>
           </w:p>
         </w:tc>
@@ -708,7 +708,7 @@
                 <w:rFonts w:ascii="Quicksand" w:hAnsi="Quicksand" w:cs="Quicksand" w:eastAsia="Noto Sans TC"/>
                 <w:sz w:val="20"/>
               </w:rPr>
-              <w:t>只列出表面檢查（串字、格式），漏了來源與事實。</w:t>
+              <w:t>只列出表面檢查（串字、格式），漏了來源與事實</w:t>
             </w:r>
           </w:p>
         </w:tc>
@@ -740,7 +740,7 @@
                 <w:rFonts w:ascii="Quicksand" w:hAnsi="Quicksand" w:cs="Quicksand" w:eastAsia="Noto Sans TC"/>
                 <w:sz w:val="20"/>
               </w:rPr>
-              <w:t>認為「寫完」就等於「可以交」，說不出要檢查什麼。</w:t>
+              <w:t>認為「寫完」就等於「可以交」，說不出要檢查什麼</w:t>
             </w:r>
           </w:p>
         </w:tc>
@@ -754,43 +754,7 @@
           <w:color w:val="080808"/>
           <w:sz w:val="21"/>
         </w:rPr>
-        <w:t>後續活動：把個人的檢查清單合併成全班共用的「交功課前檢查表」，貼在課室。</w:t>
-      </w:r>
-    </w:p>
-    <w:p>
-      <w:pPr>
-        <w:spacing w:before="240" w:after="80"/>
-      </w:pPr>
-      <w:r>
-        <w:rPr>
-          <w:rFonts w:ascii="Quicksand" w:hAnsi="Quicksand" w:cs="Quicksand" w:eastAsia="Noto Sans TC"/>
-          <w:b/>
-          <w:color w:val="E10707"/>
-          <w:sz w:val="28"/>
-        </w:rPr>
-        <w:t>與 EDB 框架的關係 How this relates to the EDB framework</w:t>
-      </w:r>
-    </w:p>
-    <w:p>
-      <w:r>
-        <w:rPr>
-          <w:rFonts w:ascii="Quicksand" w:hAnsi="Quicksand" w:cs="Quicksand" w:eastAsia="Noto Sans TC"/>
-          <w:b w:val="0"/>
-          <w:color w:val="080808"/>
-          <w:sz w:val="21"/>
-        </w:rPr>
-        <w:t>對應 F《中小學人工智能素養學習架構》p.1-13 與 G《中小學應用人工智能教學指南》pp.2-7 to 2-8： F 提出評估應多元化，重視應用、倫理與思考歷程；G 提出透過口頭提問及提交思考歷程，檢視學生的學習與 AI 使用情況。 Official documents: https://www.edb.gov.hk/en/edu-system/primary-secondary/applicable-to-primary-secondary/it-in-edu/debp.html</w:t>
-      </w:r>
-    </w:p>
-    <w:p>
-      <w:r>
-        <w:rPr>
-          <w:rFonts w:ascii="Quicksand" w:hAnsi="Quicksand" w:cs="Quicksand" w:eastAsia="Noto Sans TC"/>
-          <w:b w:val="0"/>
-          <w:color w:val="080808"/>
-          <w:sz w:val="21"/>
-        </w:rPr>
-        <w:t>本頁為 Beets 獨立製作的教學資源，並非 EDB 官方文件。This is an independent Beets resource, not an official EDB publication.</w:t>
+        <w:t>後續活動：把個人的檢查清單合併成全班共用的「交功課前檢查表」，貼在課室</w:t>
       </w:r>
     </w:p>
     <w:sectPr>
